--- a/report/technical_report.docx
+++ b/report/technical_report.docx
@@ -1306,13 +1306,13 @@
         <w:t xml:space="preserve"> </w:t>
       </w:r>
       <w:r>
-        <w:t xml:space="preserve">World Bank lifted the out-of-source MAE from 2.65 to 2.08 years and the R2 from 0.54</w:t>
-      </w:r>
-      <w:r>
-        <w:t xml:space="preserve"> </w:t>
-      </w:r>
-      <w:r>
-        <w:t xml:space="preserve">to 0.75. Sanitation is also an actionable infrastructure lever, and SHAP ranks it as</w:t>
+        <w:t xml:space="preserve">World Bank lifted the out-of-source MAE from 2.65 to 1.96 years and the R2 from 0.54</w:t>
+      </w:r>
+      <w:r>
+        <w:t xml:space="preserve"> </w:t>
+      </w:r>
+      <w:r>
+        <w:t xml:space="preserve">to 0.76. Sanitation is also an actionable infrastructure lever, and SHAP ranks it as</w:t>
       </w:r>
       <w:r>
         <w:t xml:space="preserve"> </w:t>
@@ -1729,29 +1729,29 @@
               <w:pStyle w:val="Compact"/>
             </w:pPr>
             <w:r>
-              <w:t xml:space="preserve">0.71</w:t>
-            </w:r>
-          </w:p>
-        </w:tc>
-        <w:tc>
-          <w:tcPr/>
-          <w:p>
-            <w:pPr>
-              <w:pStyle w:val="Compact"/>
-            </w:pPr>
-            <w:r>
-              <w:t xml:space="preserve">2.95</w:t>
-            </w:r>
-          </w:p>
-        </w:tc>
-        <w:tc>
-          <w:tcPr/>
-          <w:p>
-            <w:pPr>
-              <w:pStyle w:val="Compact"/>
-            </w:pPr>
-            <w:r>
-              <w:t xml:space="preserve">2.45</w:t>
+              <w:t xml:space="preserve">0.70</w:t>
+            </w:r>
+          </w:p>
+        </w:tc>
+        <w:tc>
+          <w:tcPr/>
+          <w:p>
+            <w:pPr>
+              <w:pStyle w:val="Compact"/>
+            </w:pPr>
+            <w:r>
+              <w:t xml:space="preserve">3.03</w:t>
+            </w:r>
+          </w:p>
+        </w:tc>
+        <w:tc>
+          <w:tcPr/>
+          <w:p>
+            <w:pPr>
+              <w:pStyle w:val="Compact"/>
+            </w:pPr>
+            <w:r>
+              <w:t xml:space="preserve">2.68</w:t>
             </w:r>
           </w:p>
         </w:tc>
@@ -1786,29 +1786,29 @@
               <w:pStyle w:val="Compact"/>
             </w:pPr>
             <w:r>
-              <w:t xml:space="preserve">0.92</w:t>
-            </w:r>
-          </w:p>
-        </w:tc>
-        <w:tc>
-          <w:tcPr/>
-          <w:p>
-            <w:pPr>
-              <w:pStyle w:val="Compact"/>
-            </w:pPr>
-            <w:r>
-              <w:t xml:space="preserve">1.47</w:t>
-            </w:r>
-          </w:p>
-        </w:tc>
-        <w:tc>
-          <w:tcPr/>
-          <w:p>
-            <w:pPr>
-              <w:pStyle w:val="Compact"/>
-            </w:pPr>
-            <w:r>
-              <w:t xml:space="preserve">1.13</w:t>
+              <w:t xml:space="preserve">0.93</w:t>
+            </w:r>
+          </w:p>
+        </w:tc>
+        <w:tc>
+          <w:tcPr/>
+          <w:p>
+            <w:pPr>
+              <w:pStyle w:val="Compact"/>
+            </w:pPr>
+            <w:r>
+              <w:t xml:space="preserve">1.43</w:t>
+            </w:r>
+          </w:p>
+        </w:tc>
+        <w:tc>
+          <w:tcPr/>
+          <w:p>
+            <w:pPr>
+              <w:pStyle w:val="Compact"/>
+            </w:pPr>
+            <w:r>
+              <w:t xml:space="preserve">1.08</w:t>
             </w:r>
           </w:p>
         </w:tc>
@@ -1843,29 +1843,29 @@
               <w:pStyle w:val="Compact"/>
             </w:pPr>
             <w:r>
-              <w:t xml:space="preserve">0.75</w:t>
-            </w:r>
-          </w:p>
-        </w:tc>
-        <w:tc>
-          <w:tcPr/>
-          <w:p>
-            <w:pPr>
-              <w:pStyle w:val="Compact"/>
-            </w:pPr>
-            <w:r>
-              <w:t xml:space="preserve">2.48</w:t>
-            </w:r>
-          </w:p>
-        </w:tc>
-        <w:tc>
-          <w:tcPr/>
-          <w:p>
-            <w:pPr>
-              <w:pStyle w:val="Compact"/>
-            </w:pPr>
-            <w:r>
-              <w:t xml:space="preserve">2.08</w:t>
+              <w:t xml:space="preserve">0.76</w:t>
+            </w:r>
+          </w:p>
+        </w:tc>
+        <w:tc>
+          <w:tcPr/>
+          <w:p>
+            <w:pPr>
+              <w:pStyle w:val="Compact"/>
+            </w:pPr>
+            <w:r>
+              <w:t xml:space="preserve">2.41</w:t>
+            </w:r>
+          </w:p>
+        </w:tc>
+        <w:tc>
+          <w:tcPr/>
+          <w:p>
+            <w:pPr>
+              <w:pStyle w:val="Compact"/>
+            </w:pPr>
+            <w:r>
+              <w:t xml:space="preserve">1.96</w:t>
             </w:r>
           </w:p>
         </w:tc>

--- a/report/technical_report.docx
+++ b/report/technical_report.docx
@@ -2,7 +2,7 @@
 <file path=word/document.xml><?xml version="1.0" encoding="utf-8"?>
 <w:document xmlns:w="http://schemas.openxmlformats.org/wordprocessingml/2006/main" xmlns:m="http://schemas.openxmlformats.org/officeDocument/2006/math" xmlns:r="http://schemas.openxmlformats.org/officeDocument/2006/relationships" xmlns:o="urn:schemas-microsoft-com:office:office" xmlns:v="urn:schemas-microsoft-com:vml" xmlns:w10="urn:schemas-microsoft-com:office:word" xmlns:a="http://schemas.openxmlformats.org/drawingml/2006/main" xmlns:pic="http://schemas.openxmlformats.org/drawingml/2006/picture" xmlns:wp="http://schemas.openxmlformats.org/drawingml/2006/wordprocessingDrawing">
   <w:body>
-    <w:bookmarkStart w:id="25" w:name="siaga-technical-validation-report"/>
+    <w:bookmarkStart w:id="26" w:name="siaga-technical-validation-report"/>
     <w:p>
       <w:pPr>
         <w:pStyle w:val="Heading1"/>
@@ -2662,8 +2662,165 @@
         <w:t xml:space="preserve">https://sdgs.un.org/goals.</w:t>
       </w:r>
     </w:p>
+    <w:p>
+      <w:r>
+        <w:pict>
+          <v:rect style="width:0;height:1.5pt" o:hralign="center" o:hrstd="t" o:hr="t"/>
+        </w:pict>
+      </w:r>
+    </w:p>
     <w:bookmarkEnd w:id="24"/>
+    <w:bookmarkStart w:id="25" w:name="X46ba160337ae9d8b3c34cceb521f4701d504c10"/>
+    <w:p>
+      <w:pPr>
+        <w:pStyle w:val="Heading2"/>
+      </w:pPr>
+      <w:r>
+        <w:t xml:space="preserve">Appendix: Tools and AI assistance disclosure</w:t>
+      </w:r>
+    </w:p>
+    <w:p>
+      <w:pPr>
+        <w:pStyle w:val="FirstParagraph"/>
+      </w:pPr>
+      <w:r>
+        <w:t xml:space="preserve">This section documents the tools and AI assistance used during development,</w:t>
+      </w:r>
+      <w:r>
+        <w:t xml:space="preserve"> </w:t>
+      </w:r>
+      <w:r>
+        <w:t xml:space="preserve">in the interest of transparency.</w:t>
+      </w:r>
+    </w:p>
+    <w:p>
+      <w:pPr>
+        <w:pStyle w:val="BodyText"/>
+      </w:pPr>
+      <w:r>
+        <w:rPr>
+          <w:b/>
+          <w:bCs/>
+        </w:rPr>
+        <w:t xml:space="preserve">Pitch video.</w:t>
+      </w:r>
+      <w:r>
+        <w:t xml:space="preserve"> </w:t>
+      </w:r>
+      <w:r>
+        <w:t xml:space="preserve">The pitch video was produced using HeyGen (AI video generation).</w:t>
+      </w:r>
+      <w:r>
+        <w:t xml:space="preserve"> </w:t>
+      </w:r>
+      <w:r>
+        <w:t xml:space="preserve">All narration scripts were written by David O. Agyakwa.</w:t>
+      </w:r>
+    </w:p>
+    <w:p>
+      <w:pPr>
+        <w:pStyle w:val="BodyText"/>
+      </w:pPr>
+      <w:r>
+        <w:rPr>
+          <w:b/>
+          <w:bCs/>
+        </w:rPr>
+        <w:t xml:space="preserve">Documents and presentation.</w:t>
+      </w:r>
+      <w:r>
+        <w:t xml:space="preserve"> </w:t>
+      </w:r>
+      <w:r>
+        <w:t xml:space="preserve">The technical report, data dictionary, API</w:t>
+      </w:r>
+      <w:r>
+        <w:t xml:space="preserve"> </w:t>
+      </w:r>
+      <w:r>
+        <w:t xml:space="preserve">technical report, real-world readiness assessment, and the PowerPoint deck were</w:t>
+      </w:r>
+      <w:r>
+        <w:t xml:space="preserve"> </w:t>
+      </w:r>
+      <w:r>
+        <w:t xml:space="preserve">developed with the assistance of AI tools for drafting, formatting, and design</w:t>
+      </w:r>
+      <w:r>
+        <w:t xml:space="preserve"> </w:t>
+      </w:r>
+      <w:r>
+        <w:t xml:space="preserve">layout. The analytical content, methodology decisions, and all technical</w:t>
+      </w:r>
+      <w:r>
+        <w:t xml:space="preserve"> </w:t>
+      </w:r>
+      <w:r>
+        <w:t xml:space="preserve">judgements are the authors’ own.</w:t>
+      </w:r>
+    </w:p>
+    <w:p>
+      <w:pPr>
+        <w:pStyle w:val="BodyText"/>
+      </w:pPr>
+      <w:r>
+        <w:rPr>
+          <w:b/>
+          <w:bCs/>
+        </w:rPr>
+        <w:t xml:space="preserve">Core concept and model architecture.</w:t>
+      </w:r>
+      <w:r>
+        <w:t xml:space="preserve"> </w:t>
+      </w:r>
+      <w:r>
+        <w:t xml:space="preserve">The modelling approach, feature</w:t>
+      </w:r>
+      <w:r>
+        <w:t xml:space="preserve"> </w:t>
+      </w:r>
+      <w:r>
+        <w:t xml:space="preserve">engineering intuition, and validation strategy were developed through a</w:t>
+      </w:r>
+      <w:r>
+        <w:t xml:space="preserve"> </w:t>
+      </w:r>
+      <w:r>
+        <w:t xml:space="preserve">combination of Google Search, YouTube videos, and AI-assisted suggestions.</w:t>
+      </w:r>
+      <w:r>
+        <w:t xml:space="preserve"> </w:t>
+      </w:r>
+      <w:r>
+        <w:t xml:space="preserve">The decision to use monotonicity-constrained gradient boosting, three-way</w:t>
+      </w:r>
+      <w:r>
+        <w:t xml:space="preserve"> </w:t>
+      </w:r>
+      <w:r>
+        <w:t xml:space="preserve">validation (leave-one-country-out, temporal split, out-of-source), SHAP for</w:t>
+      </w:r>
+      <w:r>
+        <w:t xml:space="preserve"> </w:t>
+      </w:r>
+      <w:r>
+        <w:t xml:space="preserve">explainability, and damped-trend exponential smoothing for forecasting was</w:t>
+      </w:r>
+      <w:r>
+        <w:t xml:space="preserve"> </w:t>
+      </w:r>
+      <w:r>
+        <w:t xml:space="preserve">informed by these resources but ultimately chosen by the team based on what</w:t>
+      </w:r>
+      <w:r>
+        <w:t xml:space="preserve"> </w:t>
+      </w:r>
+      <w:r>
+        <w:t xml:space="preserve">fit the small-panel constraint and the hackathon’s honesty requirement.</w:t>
+      </w:r>
+    </w:p>
     <w:bookmarkEnd w:id="25"/>
+    <w:bookmarkEnd w:id="26"/>
     <w:sectPr>
       <w:footnotePr>
         <w:numRestart w:val="eachSect"/>
